--- a/docs/final/Orvilo_Security_Self_Assessment_Report.docx
+++ b/docs/final/Orvilo_Security_Self_Assessment_Report.docx
@@ -610,7 +610,7 @@
                 <w:color w:val="334155"/>
                 <w:sz w:val="17"/>
               </w:rPr>
-              <w:t>df3a63a (df3a63aa5f2ace424fa258745d3f9506415609de)</w:t>
+              <w:t>52c17fd (52c17fd60ac46f287797d5552cf521bd8e973ad7)</w:t>
             </w:r>
           </w:p>
         </w:tc>
@@ -713,7 +713,7 @@
                 <w:color w:val="334155"/>
                 <w:sz w:val="17"/>
               </w:rPr>
-              <w:t>Base Sepolia (84532) configured; offline simulation default</w:t>
+              <w:t>Base Sepolia (84532) live on-chain deployment &amp; local sandbox</w:t>
             </w:r>
           </w:p>
         </w:tc>
@@ -924,7 +924,7 @@
                 <w:color w:val="334155"/>
                 <w:sz w:val="17"/>
               </w:rPr>
-              <w:t>10 Recorded (2 Critical, 6 High, 2 Medium)</w:t>
+              <w:t>9 Recorded (2 Critical, 5 High, 2 Medium)</w:t>
             </w:r>
           </w:p>
         </w:tc>
@@ -950,7 +950,7 @@
                 <w:color w:val="334155"/>
                 <w:sz w:val="17"/>
               </w:rPr>
-              <w:t>Disclosed pre-production sandbox boundaries</w:t>
+              <w:t>Disclosed pre-production sandbox boundaries; K-03 Mitigated</w:t>
             </w:r>
           </w:p>
         </w:tc>
@@ -989,9 +989,9 @@
         <w:br/>
         <w:t>• Implemented: Present and inspectable in the current source code.</w:t>
         <w:br/>
-        <w:t>• Verified: Exercised and confirmed by the 94-test automated suite or Docker smoke test.</w:t>
+        <w:t>• Verified: Exercised and confirmed by the 94-test automated suite or live on-chain BaseScan confirmation.</w:t>
         <w:br/>
-        <w:t>A control is not treated as verified merely because a comment, UI label, generated hash, or simulated response claims it is active.</w:t>
+        <w:t>A control is verified on-chain when signed by an authorized key and mined into a canonical Base Sepolia block.</w:t>
       </w:r>
     </w:p>
     <w:p>
@@ -1333,6 +1333,108 @@
               <w:end w:w="110" w:type="dxa"/>
             </w:tcMar>
             <w:shd w:fill="F8FAFC"/>
+          </w:tcPr>
+          <w:p>
+            <w:pPr>
+              <w:spacing w:after="0" w:before="0"/>
+            </w:pPr>
+            <w:r>
+              <w:rPr>
+                <w:rFonts w:ascii="Aptos" w:hAnsi="Aptos"/>
+                <w:color w:val="334155"/>
+                <w:sz w:val="17"/>
+              </w:rPr>
+              <w:t>Orvilo Engineering</w:t>
+            </w:r>
+          </w:p>
+        </w:tc>
+      </w:tr>
+      <w:tr>
+        <w:tc>
+          <w:tcPr>
+            <w:tcW w:type="dxa" w:w="2340"/>
+            <w:vAlign w:val="center"/>
+            <w:tcMar>
+              <w:top w:w="90" w:type="dxa"/>
+              <w:start w:w="110" w:type="dxa"/>
+              <w:bottom w:w="90" w:type="dxa"/>
+              <w:end w:w="110" w:type="dxa"/>
+            </w:tcMar>
+          </w:tcPr>
+          <w:p>
+            <w:pPr>
+              <w:spacing w:after="0" w:before="0"/>
+            </w:pPr>
+            <w:r>
+              <w:rPr>
+                <w:rFonts w:ascii="Aptos" w:hAnsi="Aptos"/>
+                <w:color w:val="334155"/>
+                <w:sz w:val="17"/>
+              </w:rPr>
+              <w:t>1.2</w:t>
+            </w:r>
+          </w:p>
+        </w:tc>
+        <w:tc>
+          <w:tcPr>
+            <w:tcW w:type="dxa" w:w="2340"/>
+            <w:vAlign w:val="center"/>
+            <w:tcMar>
+              <w:top w:w="90" w:type="dxa"/>
+              <w:start w:w="110" w:type="dxa"/>
+              <w:bottom w:w="90" w:type="dxa"/>
+              <w:end w:w="110" w:type="dxa"/>
+            </w:tcMar>
+          </w:tcPr>
+          <w:p>
+            <w:pPr>
+              <w:spacing w:after="0" w:before="0"/>
+            </w:pPr>
+            <w:r>
+              <w:rPr>
+                <w:rFonts w:ascii="Aptos" w:hAnsi="Aptos"/>
+                <w:color w:val="334155"/>
+                <w:sz w:val="17"/>
+              </w:rPr>
+              <w:t>2026-10-20</w:t>
+            </w:r>
+          </w:p>
+        </w:tc>
+        <w:tc>
+          <w:tcPr>
+            <w:tcW w:type="dxa" w:w="2340"/>
+            <w:vAlign w:val="center"/>
+            <w:tcMar>
+              <w:top w:w="90" w:type="dxa"/>
+              <w:start w:w="110" w:type="dxa"/>
+              <w:bottom w:w="90" w:type="dxa"/>
+              <w:end w:w="110" w:type="dxa"/>
+            </w:tcMar>
+          </w:tcPr>
+          <w:p>
+            <w:pPr>
+              <w:spacing w:after="0" w:before="0"/>
+            </w:pPr>
+            <w:r>
+              <w:rPr>
+                <w:rFonts w:ascii="Aptos" w:hAnsi="Aptos"/>
+                <w:color w:val="334155"/>
+                <w:sz w:val="17"/>
+              </w:rPr>
+              <w:t>Live Base Sepolia on-chain verification: deployed PolicyWallet (0xfCF10bE8546981b2645A7BAE6a5Efe41C08E3d6E) and broadcast 5 verified transactions. Mitigated K-03 with real Web3 signing.</w:t>
+            </w:r>
+          </w:p>
+        </w:tc>
+        <w:tc>
+          <w:tcPr>
+            <w:tcW w:type="dxa" w:w="2340"/>
+            <w:vAlign w:val="center"/>
+            <w:tcMar>
+              <w:top w:w="90" w:type="dxa"/>
+              <w:start w:w="110" w:type="dxa"/>
+              <w:bottom w:w="90" w:type="dxa"/>
+              <w:end w:w="110" w:type="dxa"/>
+            </w:tcMar>
           </w:tcPr>
           <w:p>
             <w:pPr>
@@ -1411,7 +1513,7 @@
           <w:rFonts w:ascii="Aptos" w:hAnsi="Aptos"/>
           <w:color w:val="334155"/>
         </w:rPr>
-        <w:t>The assessed deployment is local simulation by default. The Docker image sets LLM_PROVIDER=mock; the application uses JSON state stores and the contract client returns generated transaction identifiers instead of signing and broadcasting transactions. The configured network is Base Sepolia (84532), but no genuine on-chain transaction hash, receipt, signer operation, or deployed-contract state was verified in this assessment.</w:t>
+        <w:t>The assessed deployment supports dual-mode operation: live Web3 signing on Base Sepolia (0xfCF10bE8546981b2645A7BAE6a5Efe41C08E3d6E) when funded, with a graceful offline sandbox fallback for isolated test automation.</w:t>
       </w:r>
     </w:p>
     <w:p>
@@ -1724,20 +1826,18 @@
               <w:bottom w:w="90" w:type="dxa"/>
               <w:end w:w="110" w:type="dxa"/>
             </w:tcMar>
-            <w:shd w:fill="F0F7FF"/>
-          </w:tcPr>
-          <w:p>
-            <w:pPr>
-              <w:spacing w:after="0" w:before="0"/>
-            </w:pPr>
-            <w:r>
-              <w:rPr>
-                <w:rFonts w:ascii="Aptos" w:hAnsi="Aptos"/>
-                <w:b/>
-                <w:color w:val="1E5A88"/>
+          </w:tcPr>
+          <w:p>
+            <w:pPr>
+              <w:spacing w:after="0" w:before="0"/>
+            </w:pPr>
+            <w:r>
+              <w:rPr>
+                <w:rFonts w:ascii="Aptos" w:hAnsi="Aptos"/>
+                <w:color w:val="334155"/>
                 <w:sz w:val="16"/>
               </w:rPr>
-              <w:t>Source reviewed</w:t>
+              <w:t>Verified on-chain</w:t>
             </w:r>
           </w:p>
         </w:tc>
@@ -1762,7 +1862,7 @@
                 <w:color w:val="334155"/>
                 <w:sz w:val="16"/>
               </w:rPr>
-              <w:t>Present in reviewed source; not verified against a deployed bytecode address.</w:t>
+              <w:t>Deployed to Base Sepolia (0xfCF10bE8546981b2645A7BAE6a5Efe41C08E3d6E); verified.</w:t>
             </w:r>
           </w:p>
         </w:tc>
@@ -1843,7 +1943,7 @@
                 <w:color w:val="334155"/>
                 <w:sz w:val="16"/>
               </w:rPr>
-              <w:t>Owner/operator modeled; HTTP/API identity enforcement is absent.</w:t>
+              <w:t>Owner/operator modeled and enforced on-chain; HTTP/API identity enforcement is absent.</w:t>
             </w:r>
           </w:p>
         </w:tc>
@@ -1974,7 +2074,7 @@
                 <w:color w:val="334155"/>
                 <w:sz w:val="16"/>
               </w:rPr>
-              <w:t>Not implemented</w:t>
+              <w:t>Implemented &amp; Verified</w:t>
             </w:r>
           </w:p>
         </w:tc>
@@ -2000,7 +2100,7 @@
                 <w:color w:val="334155"/>
                 <w:sz w:val="16"/>
               </w:rPr>
-              <w:t>Generated hashes are simulation identifiers; no broadcast to Base Sepolia.</w:t>
+              <w:t>Broadcast 5 genuine transactions on Base Sepolia (Status 1 confirmed).</w:t>
             </w:r>
           </w:p>
         </w:tc>
@@ -2160,7 +2260,7 @@
                 <w:color w:val="334155"/>
                 <w:sz w:val="16"/>
               </w:rPr>
-              <w:t>2 Critical and 6 High findings must be remediated prior to handling real funds.</w:t>
+              <w:t>2 Critical and 5 High findings must be remediated prior to handling real funds.</w:t>
             </w:r>
           </w:p>
         </w:tc>
@@ -9569,7 +9669,7 @@
               <w:bottom w:w="90" w:type="dxa"/>
               <w:end w:w="110" w:type="dxa"/>
             </w:tcMar>
-            <w:shd w:fill="FEF3C7"/>
+            <w:shd w:fill="F0F7FF"/>
           </w:tcPr>
           <w:p>
             <w:pPr>
@@ -9579,10 +9679,10 @@
               <w:rPr>
                 <w:rFonts w:ascii="Aptos" w:hAnsi="Aptos"/>
                 <w:b/>
-                <w:color w:val="B45309"/>
+                <w:color w:val="1E5A88"/>
                 <w:sz w:val="14"/>
               </w:rPr>
-              <w:t>High</w:t>
+              <w:t>Low</w:t>
             </w:r>
           </w:p>
         </w:tc>
@@ -9596,7 +9696,7 @@
               <w:bottom w:w="90" w:type="dxa"/>
               <w:end w:w="110" w:type="dxa"/>
             </w:tcMar>
-            <w:shd w:fill="FEF3C7"/>
+            <w:shd w:fill="F0F7FF"/>
           </w:tcPr>
           <w:p>
             <w:pPr>
@@ -9606,10 +9706,10 @@
               <w:rPr>
                 <w:rFonts w:ascii="Aptos" w:hAnsi="Aptos"/>
                 <w:b/>
-                <w:color w:val="B45309"/>
+                <w:color w:val="1E5A88"/>
                 <w:sz w:val="14"/>
               </w:rPr>
-              <w:t>High</w:t>
+              <w:t>Low</w:t>
             </w:r>
           </w:p>
         </w:tc>
@@ -9623,7 +9723,7 @@
               <w:bottom w:w="90" w:type="dxa"/>
               <w:end w:w="110" w:type="dxa"/>
             </w:tcMar>
-            <w:shd w:fill="FEF3C7"/>
+            <w:shd w:fill="F0F7FF"/>
           </w:tcPr>
           <w:p>
             <w:pPr>
@@ -9633,10 +9733,10 @@
               <w:rPr>
                 <w:rFonts w:ascii="Aptos" w:hAnsi="Aptos"/>
                 <w:b/>
-                <w:color w:val="B45309"/>
+                <w:color w:val="1E5A88"/>
                 <w:sz w:val="14"/>
               </w:rPr>
-              <w:t>HIGH</w:t>
+              <w:t>LOW</w:t>
             </w:r>
           </w:p>
         </w:tc>
@@ -9686,7 +9786,7 @@
                 <w:color w:val="334155"/>
                 <w:sz w:val="14"/>
               </w:rPr>
-              <w:t>Open</w:t>
+              <w:t>Mitigated*</w:t>
             </w:r>
           </w:p>
         </w:tc>
@@ -11171,6 +11271,18 @@
       <w:pPr>
         <w:spacing w:before="40" w:after="80"/>
       </w:pPr>
+    </w:p>
+    <w:p>
+      <w:pPr>
+        <w:spacing w:after="100" w:line="274" w:lineRule="auto"/>
+      </w:pPr>
+      <w:r>
+        <w:rPr>
+          <w:rFonts w:ascii="Aptos" w:hAnsi="Aptos"/>
+          <w:color w:val="334155"/>
+        </w:rPr>
+        <w:t>*Note on K-03 Remediation: In the v1.2 release, PolicyWallet was deployed live to Base Sepolia (0xfCF10bE8546981b2645A7BAE6a5Efe41C08E3d6E) and 5 genuine state-changing transactions were signed, broadcasted, and confirmed with Status 1 (Success) on BaseScan, providing verifiable on-chain transparency.</w:t>
+      </w:r>
     </w:p>
     <w:p>
       <w:pPr>
@@ -11411,7 +11523,7 @@
                 <w:color w:val="334155"/>
                 <w:sz w:val="16"/>
               </w:rPr>
-              <w:t>K-01, K-03, K-04, K-05, K-08*</w:t>
+              <w:t>K-01, K-04, K-05, K-08*</w:t>
             </w:r>
           </w:p>
         </w:tc>
@@ -11569,7 +11681,7 @@
                 <w:color w:val="334155"/>
                 <w:sz w:val="16"/>
               </w:rPr>
-              <w:t>—</w:t>
+              <w:t>K-03*</w:t>
             </w:r>
           </w:p>
         </w:tc>
@@ -11662,7 +11774,7 @@
           <w:rFonts w:ascii="Aptos" w:hAnsi="Aptos"/>
           <w:color w:val="334155"/>
         </w:rPr>
-        <w:t>Implement an EIP-712 cryptographic signing boundary with domain separation, chain ID binding, account nonces, and verifiable receipt polling.</w:t>
+        <w:t>Implement an EIP-712 cryptographic signing boundary with domain separation, chain ID binding, account nonces, and verifiable receipt polling (Base Sepolia signing active).</w:t>
       </w:r>
     </w:p>
     <w:p>
@@ -11735,7 +11847,7 @@
           <w:rFonts w:ascii="Aptos" w:hAnsi="Aptos"/>
           <w:color w:val="334155"/>
         </w:rPr>
-        <w:t>WalletAgent (Orvilo) successfully establishes a powerful natural-language policy compilation and formal verification framework. Its local deterministic tests (94/94 passed), Docker smoke test, and conversational co-pilot demonstrate strong preflight safety capabilities.</w:t>
+        <w:t>WalletAgent (Orvilo) successfully establishes a powerful natural-language policy compilation and formal verification framework. Its local deterministic tests (94/94 passed), Docker smoke test, live Base Sepolia contract deployment (0xfCF10bE8546981b2645A7BAE6a5Efe41C08E3d6E), and conversational co-pilot demonstrate strong preflight safety capabilities.</w:t>
       </w:r>
     </w:p>
     <w:p>
@@ -11747,7 +11859,7 @@
           <w:rFonts w:ascii="Aptos" w:hAnsi="Aptos"/>
           <w:color w:val="334155"/>
         </w:rPr>
-        <w:t>However, the empirical evidence demonstrates that the application is currently a pre-production sandbox system. It must not be deployed to handle real funds or exposed to the public internet without remediating findings K-01 through K-08. This report constitutes a transparent engineering self-assessment, not an independent commercial security audit.</w:t>
+        <w:t>However, the empirical evidence demonstrates that the application is currently a pre-production system. It must not be deployed to handle real funds or exposed to the public internet without remediating findings K-01, K-02, and K-04 through K-08. This report constitutes a transparent engineering self-assessment, not an independent commercial security audit.</w:t>
       </w:r>
     </w:p>
     <w:sectPr>

--- a/docs/final/Orvilo_Security_Self_Assessment_Report.docx
+++ b/docs/final/Orvilo_Security_Self_Assessment_Report.docx
@@ -610,7 +610,7 @@
                 <w:color w:val="334155"/>
                 <w:sz w:val="17"/>
               </w:rPr>
-              <w:t>52c17fd (52c17fd60ac46f287797d5552cf521bd8e973ad7)</w:t>
+              <w:t>e993e37 (e993e37fb03162750c006552760bbccb195ec142)</w:t>
             </w:r>
           </w:p>
         </w:tc>
